--- a/Documents/Use_Case_Diagram_ESIMS.docx
+++ b/Documents/Use_Case_Diagram_ESIMS.docx
@@ -58,7 +58,7 @@
       <w:r>
         <w:drawing>
           <wp:inline distT="0" distB="0" distL="0" distR="0">
-            <wp:extent cx="6286500" cy="3886200"/>
+            <wp:extent cx="5577840" cy="6797992"/>
             <wp:effectExtent t="0" r="0" b="0" l="0"/>
             <wp:docPr id="1" name="" descr="" title=""/>
             <wp:cNvGraphicFramePr>
@@ -83,7 +83,7 @@
                   <pic:spPr bwMode="auto">
                     <a:xfrm>
                       <a:off x="0" y="0"/>
-                      <a:ext cx="6286500" cy="3886200"/>
+                      <a:ext cx="5577840" cy="6797992"/>
                     </a:xfrm>
                     <a:prstGeom prst="rect">
                       <a:avLst/>
@@ -201,7 +201,7 @@
           </w:tcPr>
           <w:p>
             <w:r>
-              <w:t xml:space="preserve">Manages products, categories, variants, stock, suppliers, purchase orders, reports.</w:t>
+              <w:t xml:space="preserve">Manages products, categories, variants, stock, suppliers, purchase orders, reports; also records sales and processes returns.</w:t>
             </w:r>
           </w:p>
         </w:tc>
@@ -727,7 +727,7 @@
           </w:tcPr>
           <w:p>
             <w:r>
-              <w:t xml:space="preserve">Low-stock/out-of-stock alerts and order status updates (FR-8.1, FR-8.2).</w:t>
+              <w:t xml:space="preserve">Low-stock/out-of-stock alerts and order status updates (FR-8.1, FR-8.2). Shown to Admin, Manager and Staff; not shown to Cashier.</w:t>
             </w:r>
           </w:p>
         </w:tc>

--- a/Documents/Use_Case_Diagram_ESIMS.docx
+++ b/Documents/Use_Case_Diagram_ESIMS.docx
@@ -23,7 +23,7 @@
         <w:spacing w:after="300"/>
       </w:pPr>
       <w:r>
-        <w:t xml:space="preserve">Version 1.0   |   Derived from the SRS and Test Plan Document</w:t>
+        <w:t>Version 1.0   |   October 19, 2026   |   Derived from the SRS and Test Plan Document</w:t>
       </w:r>
     </w:p>
     <w:p>
@@ -223,7 +223,7 @@
           </w:tcPr>
           <w:p>
             <w:r>
-              <w:t xml:space="preserve">Views stock, adjusts stock, receives purchase orders.</w:t>
+              <w:t>Views stock (own location), adjusts and transfers stock, receives purchase orders.</w:t>
             </w:r>
           </w:p>
         </w:tc>
@@ -507,7 +507,29 @@
           </w:tcPr>
           <w:p>
             <w:r>
-              <w:t xml:space="preserve">Included use case; shared stock-update logic triggered by sales, returns, receipts, adjustments (FR-2.2).</w:t>
+              <w:t>Included use case; shared stock-update logic triggered by sales, returns, receipts, adjustments and transfers (FR-2.2).</w:t>
+            </w:r>
+          </w:p>
+        </w:tc>
+      </w:tr>
+      <w:tr>
+        <w:tc>
+          <w:tcPr>
+            <w:tcW w:type="dxa" w:w="3000"/>
+          </w:tcPr>
+          <w:p>
+            <w:r>
+              <w:t>Transfer Stock</w:t>
+            </w:r>
+          </w:p>
+        </w:tc>
+        <w:tc>
+          <w:tcPr>
+            <w:tcW w:type="dxa" w:w="6740"/>
+          </w:tcPr>
+          <w:p>
+            <w:r>
+              <w:t>Moves stock between store/warehouse locations; includes Update Stock Levels (FR-2.2, SRS A-10).</w:t>
             </w:r>
           </w:p>
         </w:tc>
@@ -617,7 +639,7 @@
           </w:tcPr>
           <w:p>
             <w:r>
-              <w:t xml:space="preserve">Validates and restocks returns; includes Update Stock Levels (FR-4.2).</w:t>
+              <w:t>Validates and restocks returns; includes Update Stock Levels and Generate Invoice/Receipt (FR-4.2).</w:t>
             </w:r>
           </w:p>
         </w:tc>
@@ -639,7 +661,7 @@
           </w:tcPr>
           <w:p>
             <w:r>
-              <w:t xml:space="preserve">Included use case triggered by Record Sale (FR-4.3).</w:t>
+              <w:t>Included use case triggered by Record Sale and Process Return (FR-4.3).</w:t>
             </w:r>
           </w:p>
         </w:tc>
